--- a/en/wisdom-stories/dervishs-spoons.docx
+++ b/en/wisdom-stories/dervishs-spoons.docx
@@ -4,22 +4,15 @@
   <w:body>
     <w:p>
       <w:pPr>
-        <w:spacing w:before="0" w:after="60"/>
-        <w:jc w:val="left"/>
+        <w:pStyle w:val="Title"/>
       </w:pPr>
       <w:r>
-        <w:rPr>
-          <w:rFonts w:ascii="Arial" w:hAnsi="Arial" w:eastAsia="Arial"/>
-          <w:i w:val="0"/>
-          <w:color w:val="000000"/>
-          <w:sz w:val="52"/>
-        </w:rPr>
         <w:t>The Dervish’s Long Spoons</w:t>
       </w:r>
     </w:p>
     <w:p>
       <w:pPr>
-        <w:jc w:val="left"/>
+        <w:spacing w:after="80"/>
       </w:pPr>
       <w:r>
         <w:t>One day a dervish was asked:</w:t>
@@ -27,55 +20,49 @@
     </w:p>
     <w:p>
       <w:pPr>
-        <w:jc w:val="left"/>
+        <w:spacing w:after="80"/>
       </w:pPr>
       <w:r>
-        <w:t>— What is the difference between those who truly love and those who merely speak of love?</w:t>
+        <w:t>“What is the difference between people who truly love and those who merely talk about love?”</w:t>
       </w:r>
     </w:p>
     <w:p>
       <w:pPr>
-        <w:jc w:val="left"/>
+        <w:spacing w:after="80"/>
       </w:pPr>
       <w:r>
-        <w:t>— Wait, and I will show you, — he replied.</w:t>
+        <w:t>“Wait, and I’ll show you,” he replied.</w:t>
       </w:r>
     </w:p>
     <w:p>
-      <w:pPr>
-        <w:jc w:val="left"/>
-      </w:pPr>
+      <w:pPr/>
       <w:r>
         <w:t>He invited several people who spoke often of love and set a meal before them. First came bowls of hot soup, then unusually long spoons. The dervish laid down one rule:</w:t>
       </w:r>
     </w:p>
     <w:p>
       <w:pPr>
-        <w:jc w:val="left"/>
+        <w:spacing w:after="80"/>
       </w:pPr>
       <w:r>
-        <w:t>— You must hold the spoons by the very ends while you eat.</w:t>
+        <w:t>“You must hold your spoons at the very end of the handle.”</w:t>
       </w:r>
     </w:p>
     <w:p>
-      <w:pPr>
-        <w:jc w:val="left"/>
-      </w:pPr>
+      <w:pPr/>
       <w:r>
         <w:t>They tried again and again, but the spoons were too long to bring to their own mouths. Soup spilled over them, they burned themselves, and at last they left the table hungry and embarrassed.</w:t>
       </w:r>
     </w:p>
     <w:p>
-      <w:pPr>
-        <w:jc w:val="left"/>
-      </w:pPr>
+      <w:pPr/>
       <w:r>
         <w:t>Then the dervish invited people who understood what true love meant. He served the same soup and gave them the same rule. This time, each person filled a spoon and held it out to someone across the table. They fed one another, laughed together, and rose from the table well fed and grateful.</w:t>
       </w:r>
     </w:p>
     <w:p>
       <w:pPr>
-        <w:jc w:val="left"/>
+        <w:spacing w:after="80"/>
       </w:pPr>
       <w:r>
         <w:t>When the guests had gone, the dervish turned to those who had asked the question:</w:t>
@@ -83,60 +70,43 @@
     </w:p>
     <w:p>
       <w:pPr>
-        <w:jc w:val="left"/>
+        <w:keepNext/>
       </w:pPr>
       <w:r>
-        <w:t>— Now you see. At the table of life, the person who thinks only of himself may remain hungry. The one who reaches out to another is nourished in return. In life, it is not merely the one who takes who gains; the giver gains too.</w:t>
+        <w:t>“Now you see. At the table of life, those who think only of themselves may go hungry. Those who reach out to others are nourished in return. We gain from giving as well as receiving.”</w:t>
       </w:r>
     </w:p>
     <w:p>
       <w:pPr>
-        <w:pStyle w:val="Moral"/>
         <w:keepNext/>
         <w:keepLines/>
-        <w:widowControl/>
-        <w:spacing w:before="240" w:after="180" w:line="283" w:lineRule="auto"/>
-        <w:ind w:left="240" w:right="240"/>
-        <w:jc w:val="left"/>
-        <w:pBdr>
-          <w:top w:val="single" w:sz="8" w:space="7" w:color="E8D59A"/>
-          <w:left w:val="single" w:sz="32" w:space="11" w:color="C6A23A"/>
-          <w:bottom w:val="single" w:sz="8" w:space="7" w:color="E8D59A"/>
-          <w:right w:val="single" w:sz="8" w:space="11" w:color="E8D59A"/>
-        </w:pBdr>
-        <w:shd w:val="clear" w:color="auto" w:fill="FFF8E1"/>
+        <w:spacing w:before="160"/>
       </w:pPr>
       <w:r>
         <w:rPr>
           <w:b/>
         </w:rPr>
-        <w:t xml:space="preserve">Moral: </w:t>
+        <w:t>Moral:</w:t>
       </w:r>
       <w:r>
-        <w:t>Those who think only of themselves may remain hungry at life’s table. Those who care for others are nourished in return. Giving is its own reward.</w:t>
+        <w:t xml:space="preserve"> Those who think only of themselves may remain hungry at life’s table. Those who care for others are nourished in return. Giving is its own reward.</w:t>
       </w:r>
     </w:p>
     <w:p>
       <w:pPr>
-        <w:keepLines/>
-        <w:widowControl/>
-        <w:spacing w:before="60" w:after="0" w:line="240" w:lineRule="auto"/>
-        <w:jc w:val="right"/>
+        <w:spacing w:after="80"/>
       </w:pPr>
       <w:r>
         <w:rPr>
-          <w:rFonts w:ascii="Arial" w:hAnsi="Arial" w:eastAsia="Arial" w:cs="Arial"/>
-          <w:b w:val="0"/>
           <w:i/>
-          <w:color w:val="8A7950"/>
-          <w:sz w:val="17"/>
+          <w:sz w:val="18"/>
         </w:rPr>
-        <w:t>The story was obtained from open Internet sources.</w:t>
+        <w:t>Source: Publicly available internet sources.</w:t>
       </w:r>
     </w:p>
     <w:sectPr>
       <w:pgSz w:w="12240" w:h="15840"/>
-      <w:pgMar w:top="1440" w:right="1440" w:bottom="1440" w:left="1440" w:header="708" w:footer="708" w:gutter="0"/>
+      <w:pgMar w:top="1080" w:right="1224" w:bottom="1080" w:left="1224" w:header="720" w:footer="720" w:gutter="0"/>
       <w:cols w:space="720"/>
       <w:docGrid w:linePitch="360"/>
     </w:sectPr>
@@ -508,12 +478,14 @@
     <w:qFormat/>
     <w:rsid w:val="00FC693F"/>
     <w:pPr>
-      <w:spacing w:before="0" w:after="160" w:line="276" w:lineRule="auto"/>
+      <w:widowControl/>
+      <w:spacing w:after="120" w:line="259" w:lineRule="auto"/>
     </w:pPr>
     <w:rPr>
-      <w:rFonts w:ascii="Arial" w:hAnsi="Arial" w:eastAsia="Arial"/>
+      <w:rFonts w:ascii="Arial" w:hAnsi="Arial"/>
       <w:color w:val="000000"/>
       <w:sz w:val="22"/>
+      <w:lang w:val="en-US"/>
     </w:rPr>
   </w:style>
   <w:style w:type="paragraph" w:styleId="Header">
@@ -857,18 +829,17 @@
     <w:qFormat/>
     <w:rsid w:val="00FC693F"/>
     <w:pPr>
-      <w:pBdr>
-        <w:bottom w:val="single" w:sz="8" w:space="4" w:color="4F81BD" w:themeColor="accent1"/>
-      </w:pBdr>
-      <w:spacing w:after="300" w:line="240" w:lineRule="auto"/>
+      <w:keepNext/>
+      <w:spacing w:after="280" w:line="240" w:lineRule="auto"/>
       <w:contextualSpacing/>
     </w:pPr>
     <w:rPr>
-      <w:rFonts w:asciiTheme="majorHAnsi" w:eastAsiaTheme="majorEastAsia" w:hAnsiTheme="majorHAnsi" w:cstheme="majorBidi"/>
-      <w:color w:val="17365D" w:themeColor="text2" w:themeShade="BF"/>
+      <w:rFonts w:asciiTheme="majorHAnsi" w:eastAsiaTheme="majorEastAsia" w:hAnsiTheme="majorHAnsi" w:cstheme="majorBidi" w:ascii="Arial" w:hAnsi="Arial"/>
+      <w:b/>
+      <w:color w:val="000000"/>
       <w:spacing w:val="5"/>
       <w:kern w:val="28"/>
-      <w:sz w:val="52"/>
+      <w:sz w:val="34"/>
       <w:szCs w:val="52"/>
     </w:rPr>
   </w:style>
@@ -1344,9 +1315,6 @@
     <w:qFormat/>
     <w:rsid w:val="00FC693F"/>
     <w:pPr>
-      <w:pBdr>
-        <w:bottom w:val="single" w:sz="4" w:space="4" w:color="4F81BD" w:themeColor="accent1"/>
-      </w:pBdr>
       <w:spacing w:before="200" w:after="280"/>
       <w:ind w:left="936" w:right="936"/>
     </w:pPr>
@@ -12197,18 +12165,6 @@
         <w:shd w:val="clear" w:color="auto" w:fill="FBCAA2" w:themeFill="accent6" w:themeFillTint="7F"/>
       </w:tcPr>
     </w:tblStylePr>
-  </w:style>
-  <w:style w:type="paragraph" w:customStyle="1" w:styleId="Moral">
-    <w:name w:val="Moral"/>
-    <w:basedOn w:val="Normal"/>
-    <w:pPr>
-      <w:spacing w:before="160" w:after="0" w:line="276" w:lineRule="auto"/>
-    </w:pPr>
-    <w:rPr>
-      <w:rFonts w:ascii="Arial" w:hAnsi="Arial" w:eastAsia="Arial"/>
-      <w:i/>
-      <w:sz w:val="22"/>
-    </w:rPr>
   </w:style>
 </w:styles>
 </file>

--- a/en/wisdom-stories/dervishs-spoons.docx
+++ b/en/wisdom-stories/dervishs-spoons.docx
@@ -37,7 +37,7 @@
     <w:p>
       <w:pPr/>
       <w:r>
-        <w:t>He invited several people who spoke often of love and set a meal before them. First came bowls of hot soup, then unusually long spoons. The dervish laid down one rule:</w:t>
+        <w:t>He invited several people who loved only in words and set a meal before them. First came bowls of hot soup, then unusually long spoons called “dervish spoons”. The dervish laid down one rule:</w:t>
       </w:r>
     </w:p>
     <w:p>
@@ -51,13 +51,13 @@
     <w:p>
       <w:pPr/>
       <w:r>
-        <w:t>They tried again and again, but the spoons were too long to bring to their own mouths. Soup spilled over them, they burned themselves, and at last they left the table hungry and embarrassed.</w:t>
+        <w:t>They agreed. They tried again and again, but the spoons were too long to bring to their own mouths. Soup spilled over them, they burned themselves, and at last they left the table hungry and embarrassed.</w:t>
       </w:r>
     </w:p>
     <w:p>
       <w:pPr/>
       <w:r>
-        <w:t>Then the dervish invited people who understood what true love meant. He served the same soup and gave them the same rule. This time, each person filled a spoon and held it out to someone across the table. They fed one another, laughed together, and rose from the table well fed and grateful.</w:t>
+        <w:t>Then the dervish invited people who understood what true love meant. People with radiant faces and eyes full of love came and sat down. He served the same soup and gave them the same rule. This time, each person filled a spoon and held it out to someone across the table. They fed one another, laughed together, and rose from the table well fed and grateful.</w:t>
       </w:r>
     </w:p>
     <w:p>
@@ -73,7 +73,7 @@
         <w:keepNext/>
       </w:pPr>
       <w:r>
-        <w:t>“Now you see. At the table of life, those who think only of themselves may go hungry. Those who reach out to others are nourished in return. We gain from giving as well as receiving.”</w:t>
+        <w:t>“Now you see. At the table of life, the one who thinks only of himself stays hungry. The one who thinks of his brother and his friend and reaches out to them is filled in turn. In life’s marketplace, the one who gives is the one who gains, not the one who only takes.”</w:t>
       </w:r>
     </w:p>
     <w:p>
@@ -86,11 +86,9 @@
         <w:rPr>
           <w:b/>
         </w:rPr>
-        <w:t>Moral:</w:t>
+        <w:t>Moral: Those who think only of themselves stay hungry at life’s table. Those who feed the person across from them are filled in return. The one who gives always gains.</w:t>
       </w:r>
-      <w:r>
-        <w:t xml:space="preserve"> Those who think only of themselves may remain hungry at life’s table. Those who care for others are nourished in return. Giving is its own reward.</w:t>
-      </w:r>
+      <w:r/>
     </w:p>
     <w:p>
       <w:pPr>
@@ -101,7 +99,7 @@
           <w:i/>
           <w:sz w:val="18"/>
         </w:rPr>
-        <w:t>Source: Publicly available internet sources.</w:t>
+        <w:t>Stories are taken from open Internet sources; illustrations were created with AI.</w:t>
       </w:r>
     </w:p>
     <w:sectPr>
